--- a/Demo_Report.docx
+++ b/Demo_Report.docx
@@ -554,7 +554,14 @@
           <w:b/>
           <w:bCs/>
         </w:rPr>
-        <w:t>4. Project structure</w:t>
+        <w:t>3</w:t>
+      </w:r>
+      <w:r>
+        <w:rPr>
+          <w:b/>
+          <w:bCs/>
+        </w:rPr>
+        <w:t>. Project structure</w:t>
       </w:r>
     </w:p>
     <w:p>
@@ -619,95 +626,567 @@
           <w:b/>
           <w:bCs/>
         </w:rPr>
-        <w:t>5. Test cases covered (3)</w:t>
-      </w:r>
-    </w:p>
-    <w:p>
+        <w:t>SELENIDE</w:t>
+      </w:r>
+    </w:p>
+    <w:p>
+      <w:pPr>
+        <w:rPr>
+          <w:b/>
+          <w:bCs/>
+        </w:rPr>
+      </w:pPr>
+      <w:r>
+        <w:rPr>
+          <w:b/>
+          <w:bCs/>
+        </w:rPr>
+        <w:lastRenderedPageBreak/>
+        <w:drawing>
+          <wp:inline distT="0" distB="0" distL="0" distR="0" wp14:anchorId="5C07B4AF" wp14:editId="048662C7">
+            <wp:extent cx="5731510" cy="4977130"/>
+            <wp:effectExtent l="0" t="0" r="2540" b="0"/>
+            <wp:docPr id="1717257258" name="Picture 1"/>
+            <wp:cNvGraphicFramePr>
+              <a:graphicFrameLocks xmlns:a="http://schemas.openxmlformats.org/drawingml/2006/main" noChangeAspect="1"/>
+            </wp:cNvGraphicFramePr>
+            <a:graphic xmlns:a="http://schemas.openxmlformats.org/drawingml/2006/main">
+              <a:graphicData uri="http://schemas.openxmlformats.org/drawingml/2006/picture">
+                <pic:pic xmlns:pic="http://schemas.openxmlformats.org/drawingml/2006/picture">
+                  <pic:nvPicPr>
+                    <pic:cNvPr id="1717257258" name=""/>
+                    <pic:cNvPicPr/>
+                  </pic:nvPicPr>
+                  <pic:blipFill>
+                    <a:blip r:embed="rId6"/>
+                    <a:stretch>
+                      <a:fillRect/>
+                    </a:stretch>
+                  </pic:blipFill>
+                  <pic:spPr>
+                    <a:xfrm>
+                      <a:off x="0" y="0"/>
+                      <a:ext cx="5731510" cy="4977130"/>
+                    </a:xfrm>
+                    <a:prstGeom prst="rect">
+                      <a:avLst/>
+                    </a:prstGeom>
+                  </pic:spPr>
+                </pic:pic>
+              </a:graphicData>
+            </a:graphic>
+          </wp:inline>
+        </w:drawing>
+      </w:r>
+    </w:p>
+    <w:p>
+      <w:pPr>
+        <w:rPr>
+          <w:b/>
+          <w:bCs/>
+        </w:rPr>
+      </w:pPr>
+      <w:r>
+        <w:rPr>
+          <w:b/>
+          <w:bCs/>
+        </w:rPr>
+        <w:t>4</w:t>
+      </w:r>
+      <w:r>
+        <w:rPr>
+          <w:b/>
+          <w:bCs/>
+        </w:rPr>
+        <w:t xml:space="preserve">. Test cases covered </w:t>
+      </w:r>
+    </w:p>
+    <w:p>
+      <w:pPr>
+        <w:rPr>
+          <w:b/>
+          <w:bCs/>
+        </w:rPr>
+      </w:pPr>
       <w:r>
         <w:t> </w:t>
       </w:r>
-    </w:p>
-    <w:p>
-      <w:r>
-        <w:t> </w:t>
-      </w:r>
-    </w:p>
-    <w:p>
-      <w:r>
-        <w:t> </w:t>
-      </w:r>
-    </w:p>
-    <w:p>
-      <w:pPr>
-        <w:rPr>
-          <w:b/>
-          <w:bCs/>
-        </w:rPr>
-      </w:pPr>
-      <w:r>
-        <w:rPr>
-          <w:b/>
-          <w:bCs/>
-        </w:rPr>
-        <w:t>7. Results</w:t>
-      </w:r>
-    </w:p>
-    <w:p>
-      <w:r>
-        <w:t> </w:t>
-      </w:r>
-    </w:p>
-    <w:p>
-      <w:r>
-        <w:t>There are 3 Testcase:</w:t>
+      <w:r>
+        <w:rPr>
+          <w:b/>
+          <w:bCs/>
+        </w:rPr>
+        <w:t>File Name: ProductAvailabilityBadgeTest.java</w:t>
+      </w:r>
+    </w:p>
+    <w:p>
+      <w:pPr>
+        <w:rPr>
+          <w:b/>
+          <w:bCs/>
+        </w:rPr>
+      </w:pPr>
+      <w:r>
+        <w:rPr>
+          <w:b/>
+          <w:bCs/>
+        </w:rPr>
+        <w:t>Purpose</w:t>
+      </w:r>
+    </w:p>
+    <w:p>
+      <w:r>
+        <w:t>This test verifies that a product displays the correct availability information after a user logs in, searches for a product, and opens its details page.</w:t>
+      </w:r>
+    </w:p>
+    <w:p>
+      <w:pPr>
+        <w:rPr>
+          <w:b/>
+          <w:bCs/>
+        </w:rPr>
+      </w:pPr>
+      <w:r>
+        <w:rPr>
+          <w:b/>
+          <w:bCs/>
+        </w:rPr>
+        <w:t>Key Points</w:t>
       </w:r>
     </w:p>
     <w:p>
       <w:pPr>
         <w:numPr>
           <w:ilvl w:val="0"/>
-          <w:numId w:val="5"/>
+          <w:numId w:val="7"/>
         </w:numPr>
       </w:pPr>
       <w:r>
-        <w:t>Full Happy path contains all HTTP Methods including -POST,GET,PUT and DELETE</w:t>
+        <w:rPr>
+          <w:b/>
+          <w:bCs/>
+        </w:rPr>
+        <w:t>Configure Test Environment</w:t>
+      </w:r>
+    </w:p>
+    <w:p>
+      <w:pPr>
+        <w:numPr>
+          <w:ilvl w:val="1"/>
+          <w:numId w:val="7"/>
+        </w:numPr>
+      </w:pPr>
+      <w:r>
+        <w:t>The @BeforeAll method calls SelenideConfig.configure() to initialize the browser and load the required test configuration before executing the test.</w:t>
       </w:r>
     </w:p>
     <w:p>
       <w:pPr>
         <w:numPr>
           <w:ilvl w:val="0"/>
-          <w:numId w:val="5"/>
+          <w:numId w:val="7"/>
         </w:numPr>
       </w:pPr>
       <w:r>
-        <w:t>GET methods with id and without id</w:t>
+        <w:rPr>
+          <w:b/>
+          <w:bCs/>
+        </w:rPr>
+        <w:t>Login and Navigate to Catalog</w:t>
+      </w:r>
+    </w:p>
+    <w:p>
+      <w:pPr>
+        <w:numPr>
+          <w:ilvl w:val="1"/>
+          <w:numId w:val="7"/>
+        </w:numPr>
+      </w:pPr>
+      <w:r>
+        <w:lastRenderedPageBreak/>
+        <w:t>The test opens the login page, authenticates using the email and password from the .env file through TestEnvironment.required(), and then navigates to the product catalog.</w:t>
       </w:r>
     </w:p>
     <w:p>
       <w:pPr>
         <w:numPr>
           <w:ilvl w:val="0"/>
-          <w:numId w:val="5"/>
+          <w:numId w:val="7"/>
         </w:numPr>
       </w:pPr>
       <w:r>
-        <w:t>GET with Param</w:t>
-      </w:r>
-    </w:p>
-    <w:p>
-      <w:r>
+        <w:rPr>
+          <w:b/>
+          <w:bCs/>
+        </w:rPr>
+        <w:t>Search and Open Product</w:t>
+      </w:r>
+    </w:p>
+    <w:p>
+      <w:pPr>
+        <w:numPr>
+          <w:ilvl w:val="1"/>
+          <w:numId w:val="7"/>
+        </w:numPr>
+      </w:pPr>
+      <w:r>
+        <w:t xml:space="preserve">It searches for the product </w:t>
+      </w:r>
+      <w:r>
+        <w:rPr>
+          <w:b/>
+          <w:bCs/>
+        </w:rPr>
+        <w:t>"Laptop"</w:t>
+      </w:r>
+      <w:r>
+        <w:t xml:space="preserve"> and opens the first product from the search results using the openFirstProduct() method.</w:t>
+      </w:r>
+    </w:p>
+    <w:p>
+      <w:pPr>
+        <w:numPr>
+          <w:ilvl w:val="0"/>
+          <w:numId w:val="7"/>
+        </w:numPr>
+      </w:pPr>
+      <w:r>
+        <w:rPr>
+          <w:b/>
+          <w:bCs/>
+        </w:rPr>
+        <w:t>Validate Product Information</w:t>
+      </w:r>
+    </w:p>
+    <w:p>
+      <w:pPr>
+        <w:numPr>
+          <w:ilvl w:val="1"/>
+          <w:numId w:val="7"/>
+        </w:numPr>
+      </w:pPr>
+      <w:r>
+        <w:t>The test verifies that the product name is not empty, confirms that the availability badge is displayed, and checks that the product price is greater than zero.</w:t>
+      </w:r>
+    </w:p>
+    <w:p>
+      <w:pPr>
+        <w:numPr>
+          <w:ilvl w:val="0"/>
+          <w:numId w:val="7"/>
+        </w:numPr>
+      </w:pPr>
+      <w:r>
+        <w:rPr>
+          <w:b/>
+          <w:bCs/>
+        </w:rPr>
+        <w:t>Verify Availability Badge</w:t>
+      </w:r>
+    </w:p>
+    <w:p>
+      <w:pPr>
+        <w:numPr>
+          <w:ilvl w:val="1"/>
+          <w:numId w:val="7"/>
+        </w:numPr>
+      </w:pPr>
+      <w:r>
+        <w:t xml:space="preserve">Finally, the test validates that the availability badge text is exactly </w:t>
+      </w:r>
+      <w:r>
+        <w:rPr>
+          <w:b/>
+          <w:bCs/>
+        </w:rPr>
+        <w:t>"In stock"</w:t>
+      </w:r>
+      <w:r>
+        <w:t>, ensuring that the correct stock status is displayed to the user.</w:t>
+      </w:r>
+    </w:p>
+    <w:p>
+      <w:pPr>
+        <w:ind w:left="720"/>
+      </w:pPr>
+    </w:p>
+    <w:p>
+      <w:pPr>
+        <w:rPr>
+          <w:b/>
+          <w:bCs/>
+        </w:rPr>
+      </w:pPr>
+      <w:r>
+        <w:rPr>
+          <w:b/>
+          <w:bCs/>
+        </w:rPr>
+        <w:t>File Name: PosOmsConsumerPactTest.java</w:t>
+      </w:r>
+    </w:p>
+    <w:p>
+      <w:pPr>
+        <w:rPr>
+          <w:b/>
+          <w:bCs/>
+        </w:rPr>
+      </w:pPr>
+      <w:r>
+        <w:rPr>
+          <w:b/>
+          <w:bCs/>
+        </w:rPr>
+        <w:t>Purpose</w:t>
+      </w:r>
+    </w:p>
+    <w:p>
+      <w:r>
+        <w:t>This class contains Pact Consumer Contract Tests for the POS (Point of Sale) system. It verifies that the POS consumer and OMS provider agree on the request and response contracts for different REST API operations using a Pact Mock Server.</w:t>
+      </w:r>
+    </w:p>
+    <w:p>
+      <w:pPr>
+        <w:rPr>
+          <w:b/>
+          <w:bCs/>
+        </w:rPr>
+      </w:pPr>
+      <w:r>
+        <w:rPr>
+          <w:b/>
+          <w:bCs/>
+        </w:rPr>
+        <w:t>Key Points</w:t>
+      </w:r>
+    </w:p>
+    <w:p>
+      <w:pPr>
+        <w:numPr>
+          <w:ilvl w:val="0"/>
+          <w:numId w:val="8"/>
+        </w:numPr>
+      </w:pPr>
+      <w:r>
+        <w:rPr>
+          <w:b/>
+          <w:bCs/>
+        </w:rPr>
+        <w:t>Consumer Contract Definition</w:t>
+      </w:r>
+    </w:p>
+    <w:p>
+      <w:pPr>
+        <w:numPr>
+          <w:ilvl w:val="1"/>
+          <w:numId w:val="8"/>
+        </w:numPr>
+      </w:pPr>
+      <w:r>
+        <w:t xml:space="preserve">The class uses the @Pact annotation to define consumer contracts for different API operations such as </w:t>
+      </w:r>
+      <w:r>
+        <w:rPr>
+          <w:b/>
+          <w:bCs/>
+        </w:rPr>
+        <w:t>GET, POST, PUT, PATCH, and DELETE</w:t>
+      </w:r>
+      <w:r>
+        <w:t>.</w:t>
+      </w:r>
+    </w:p>
+    <w:p>
+      <w:pPr>
+        <w:numPr>
+          <w:ilvl w:val="1"/>
+          <w:numId w:val="8"/>
+        </w:numPr>
+      </w:pPr>
+      <w:r>
+        <w:t>Each contract specifies the expected request, response status, headers, and JSON body using PactDslJsonBody.</w:t>
+      </w:r>
+    </w:p>
+    <w:p>
+      <w:pPr>
+        <w:numPr>
+          <w:ilvl w:val="0"/>
+          <w:numId w:val="8"/>
+        </w:numPr>
+      </w:pPr>
+      <w:r>
+        <w:rPr>
+          <w:b/>
+          <w:bCs/>
+        </w:rPr>
+        <w:t>Mock Server Verification</w:t>
+      </w:r>
+    </w:p>
+    <w:p>
+      <w:pPr>
+        <w:numPr>
+          <w:ilvl w:val="1"/>
+          <w:numId w:val="8"/>
+        </w:numPr>
+      </w:pPr>
+      <w:r>
+        <w:t>Each test method uses @PactTestFor to start a Pact Mock Server.</w:t>
+      </w:r>
+    </w:p>
+    <w:p>
+      <w:pPr>
+        <w:numPr>
+          <w:ilvl w:val="1"/>
+          <w:numId w:val="8"/>
+        </w:numPr>
+      </w:pPr>
+      <w:r>
+        <w:t>The POS consumer sends requests to the mock server instead of the real OMS service, ensuring the consumer implementation follows the agreed contract.</w:t>
+      </w:r>
+    </w:p>
+    <w:p>
+      <w:pPr>
+        <w:numPr>
+          <w:ilvl w:val="0"/>
+          <w:numId w:val="8"/>
+        </w:numPr>
+      </w:pPr>
+      <w:r>
+        <w:rPr>
+          <w:b/>
+          <w:bCs/>
+        </w:rPr>
+        <w:t>CRUD Operation Coverage</w:t>
+      </w:r>
+    </w:p>
+    <w:p>
+      <w:pPr>
+        <w:numPr>
+          <w:ilvl w:val="1"/>
+          <w:numId w:val="8"/>
+        </w:numPr>
+      </w:pPr>
+      <w:r>
+        <w:t>The test suite validates all major REST operations:</w:t>
+      </w:r>
+    </w:p>
+    <w:p>
+      <w:pPr>
+        <w:numPr>
+          <w:ilvl w:val="2"/>
+          <w:numId w:val="8"/>
+        </w:numPr>
+      </w:pPr>
+      <w:r>
+        <w:rPr>
+          <w:b/>
+          <w:bCs/>
+        </w:rPr>
         <w:lastRenderedPageBreak/>
+        <w:t>GET</w:t>
+      </w:r>
+      <w:r>
+        <w:t xml:space="preserve"> – Retrieve an existing order.</w:t>
+      </w:r>
+    </w:p>
+    <w:p>
+      <w:pPr>
+        <w:numPr>
+          <w:ilvl w:val="2"/>
+          <w:numId w:val="8"/>
+        </w:numPr>
+      </w:pPr>
+      <w:r>
+        <w:rPr>
+          <w:b/>
+          <w:bCs/>
+        </w:rPr>
+        <w:t>GET (Negative)</w:t>
+      </w:r>
+      <w:r>
+        <w:t xml:space="preserve"> – Verify "Order Not Found" (404).</w:t>
+      </w:r>
+    </w:p>
+    <w:p>
+      <w:pPr>
+        <w:numPr>
+          <w:ilvl w:val="2"/>
+          <w:numId w:val="8"/>
+        </w:numPr>
+      </w:pPr>
+      <w:r>
+        <w:rPr>
+          <w:b/>
+          <w:bCs/>
+        </w:rPr>
+        <w:t>POST</w:t>
+      </w:r>
+      <w:r>
+        <w:t xml:space="preserve"> – Create a new order.</w:t>
+      </w:r>
+    </w:p>
+    <w:p>
+      <w:pPr>
+        <w:numPr>
+          <w:ilvl w:val="2"/>
+          <w:numId w:val="8"/>
+        </w:numPr>
+      </w:pPr>
+      <w:r>
+        <w:rPr>
+          <w:b/>
+          <w:bCs/>
+        </w:rPr>
+        <w:t>PUT</w:t>
+      </w:r>
+      <w:r>
+        <w:t xml:space="preserve"> – Update an existing order.</w:t>
+      </w:r>
+    </w:p>
+    <w:p>
+      <w:pPr>
+        <w:numPr>
+          <w:ilvl w:val="2"/>
+          <w:numId w:val="8"/>
+        </w:numPr>
+      </w:pPr>
+      <w:r>
+        <w:rPr>
+          <w:b/>
+          <w:bCs/>
+        </w:rPr>
+        <w:t>PATCH</w:t>
+      </w:r>
+      <w:r>
+        <w:t xml:space="preserve"> – Modify only the order status.</w:t>
+      </w:r>
+    </w:p>
+    <w:p>
+      <w:pPr>
+        <w:numPr>
+          <w:ilvl w:val="2"/>
+          <w:numId w:val="8"/>
+        </w:numPr>
+      </w:pPr>
+      <w:r>
+        <w:rPr>
+          <w:b/>
+          <w:bCs/>
+        </w:rPr>
+        <w:t>DELETE</w:t>
+      </w:r>
+      <w:r>
+        <w:t xml:space="preserve"> – Delete an existing order.</w:t>
+      </w:r>
+    </w:p>
+    <w:p/>
+    <w:p>
+      <w:r>
         <w:t> </w:t>
       </w:r>
     </w:p>
     <w:p>
       <w:r>
-        <w:t>All 3 Testcases passed</w:t>
-      </w:r>
-    </w:p>
-    <w:p>
-      <w:r>
         <w:t> </w:t>
       </w:r>
     </w:p>
@@ -723,7 +1202,51 @@
           <w:b/>
           <w:bCs/>
         </w:rPr>
-        <w:t>8. Evidence</w:t>
+        <w:t>5</w:t>
+      </w:r>
+      <w:r>
+        <w:rPr>
+          <w:b/>
+          <w:bCs/>
+        </w:rPr>
+        <w:t>. Results</w:t>
+      </w:r>
+    </w:p>
+    <w:p>
+      <w:r>
+        <w:t> </w:t>
+      </w:r>
+    </w:p>
+    <w:p/>
+    <w:p/>
+    <w:p/>
+    <w:p/>
+    <w:p/>
+    <w:p>
+      <w:r>
+        <w:t> </w:t>
+      </w:r>
+    </w:p>
+    <w:p>
+      <w:pPr>
+        <w:rPr>
+          <w:b/>
+          <w:bCs/>
+        </w:rPr>
+      </w:pPr>
+      <w:r>
+        <w:rPr>
+          <w:b/>
+          <w:bCs/>
+        </w:rPr>
+        <w:t>6</w:t>
+      </w:r>
+      <w:r>
+        <w:rPr>
+          <w:b/>
+          <w:bCs/>
+        </w:rPr>
+        <w:t>. Evidence</w:t>
       </w:r>
     </w:p>
     <w:p>
@@ -747,7 +1270,7 @@
                     <pic:cNvPicPr/>
                   </pic:nvPicPr>
                   <pic:blipFill>
-                    <a:blip r:embed="rId6"/>
+                    <a:blip r:embed="rId7"/>
                     <a:stretch>
                       <a:fillRect/>
                     </a:stretch>
@@ -770,6 +1293,7 @@
     </w:p>
     <w:p>
       <w:r>
+        <w:lastRenderedPageBreak/>
         <w:drawing>
           <wp:inline distT="0" distB="0" distL="0" distR="0" wp14:anchorId="3554BAEE" wp14:editId="0CA7FF34">
             <wp:extent cx="5731510" cy="3893185"/>
@@ -786,7 +1310,7 @@
                     <pic:cNvPicPr/>
                   </pic:nvPicPr>
                   <pic:blipFill>
-                    <a:blip r:embed="rId7"/>
+                    <a:blip r:embed="rId8"/>
                     <a:stretch>
                       <a:fillRect/>
                     </a:stretch>
@@ -809,7 +1333,6 @@
     </w:p>
     <w:p>
       <w:r>
-        <w:lastRenderedPageBreak/>
         <w:drawing>
           <wp:inline distT="0" distB="0" distL="0" distR="0" wp14:anchorId="4D290A82" wp14:editId="028BA141">
             <wp:extent cx="5731510" cy="4653280"/>
@@ -826,7 +1349,7 @@
                     <pic:cNvPicPr/>
                   </pic:nvPicPr>
                   <pic:blipFill>
-                    <a:blip r:embed="rId8"/>
+                    <a:blip r:embed="rId9"/>
                     <a:stretch>
                       <a:fillRect/>
                     </a:stretch>
@@ -866,7 +1389,7 @@
                     <pic:cNvPicPr/>
                   </pic:nvPicPr>
                   <pic:blipFill>
-                    <a:blip r:embed="rId9"/>
+                    <a:blip r:embed="rId10"/>
                     <a:stretch>
                       <a:fillRect/>
                     </a:stretch>
@@ -905,7 +1428,7 @@
                     <pic:cNvPicPr/>
                   </pic:nvPicPr>
                   <pic:blipFill>
-                    <a:blip r:embed="rId10"/>
+                    <a:blip r:embed="rId11"/>
                     <a:stretch>
                       <a:fillRect/>
                     </a:stretch>
@@ -945,7 +1468,7 @@
                     <pic:cNvPicPr/>
                   </pic:nvPicPr>
                   <pic:blipFill>
-                    <a:blip r:embed="rId11"/>
+                    <a:blip r:embed="rId12"/>
                     <a:stretch>
                       <a:fillRect/>
                     </a:stretch>
@@ -985,7 +1508,7 @@
                     <pic:cNvPicPr/>
                   </pic:nvPicPr>
                   <pic:blipFill>
-                    <a:blip r:embed="rId12"/>
+                    <a:blip r:embed="rId13"/>
                     <a:stretch>
                       <a:fillRect/>
                     </a:stretch>
@@ -1024,7 +1547,7 @@
                     <pic:cNvPicPr/>
                   </pic:nvPicPr>
                   <pic:blipFill>
-                    <a:blip r:embed="rId13"/>
+                    <a:blip r:embed="rId14"/>
                     <a:stretch>
                       <a:fillRect/>
                     </a:stretch>
@@ -1064,7 +1587,7 @@
                     <pic:cNvPicPr/>
                   </pic:nvPicPr>
                   <pic:blipFill>
-                    <a:blip r:embed="rId14"/>
+                    <a:blip r:embed="rId15"/>
                     <a:stretch>
                       <a:fillRect/>
                     </a:stretch>
@@ -1104,7 +1627,7 @@
                     <pic:cNvPicPr/>
                   </pic:nvPicPr>
                   <pic:blipFill>
-                    <a:blip r:embed="rId15"/>
+                    <a:blip r:embed="rId16"/>
                     <a:stretch>
                       <a:fillRect/>
                     </a:stretch>
@@ -1150,7 +1673,7 @@
                     <pic:cNvPicPr/>
                   </pic:nvPicPr>
                   <pic:blipFill>
-                    <a:blip r:embed="rId16"/>
+                    <a:blip r:embed="rId17"/>
                     <a:stretch>
                       <a:fillRect/>
                     </a:stretch>
@@ -1190,7 +1713,7 @@
                     <pic:cNvPicPr/>
                   </pic:nvPicPr>
                   <pic:blipFill>
-                    <a:blip r:embed="rId17"/>
+                    <a:blip r:embed="rId18"/>
                     <a:stretch>
                       <a:fillRect/>
                     </a:stretch>
@@ -1236,7 +1759,7 @@
                     <pic:cNvPicPr/>
                   </pic:nvPicPr>
                   <pic:blipFill>
-                    <a:blip r:embed="rId18"/>
+                    <a:blip r:embed="rId19"/>
                     <a:stretch>
                       <a:fillRect/>
                     </a:stretch>
@@ -1276,7 +1799,7 @@
                     <pic:cNvPicPr/>
                   </pic:nvPicPr>
                   <pic:blipFill>
-                    <a:blip r:embed="rId19"/>
+                    <a:blip r:embed="rId20"/>
                     <a:stretch>
                       <a:fillRect/>
                     </a:stretch>
@@ -1316,7 +1839,7 @@
                     <pic:cNvPicPr/>
                   </pic:nvPicPr>
                   <pic:blipFill>
-                    <a:blip r:embed="rId20"/>
+                    <a:blip r:embed="rId21"/>
                     <a:stretch>
                       <a:fillRect/>
                     </a:stretch>
@@ -1356,7 +1879,7 @@
                     <pic:cNvPicPr/>
                   </pic:nvPicPr>
                   <pic:blipFill>
-                    <a:blip r:embed="rId21"/>
+                    <a:blip r:embed="rId22"/>
                     <a:stretch>
                       <a:fillRect/>
                     </a:stretch>
@@ -1395,7 +1918,7 @@
                     <pic:cNvPicPr/>
                   </pic:nvPicPr>
                   <pic:blipFill>
-                    <a:blip r:embed="rId22"/>
+                    <a:blip r:embed="rId23"/>
                     <a:stretch>
                       <a:fillRect/>
                     </a:stretch>
@@ -1440,7 +1963,7 @@
                     <pic:cNvPicPr/>
                   </pic:nvPicPr>
                   <pic:blipFill>
-                    <a:blip r:embed="rId23"/>
+                    <a:blip r:embed="rId24"/>
                     <a:stretch>
                       <a:fillRect/>
                     </a:stretch>
@@ -1479,7 +2002,7 @@
                     <pic:cNvPicPr/>
                   </pic:nvPicPr>
                   <pic:blipFill>
-                    <a:blip r:embed="rId24"/>
+                    <a:blip r:embed="rId25"/>
                     <a:stretch>
                       <a:fillRect/>
                     </a:stretch>
@@ -1519,7 +2042,7 @@
                     <pic:cNvPicPr/>
                   </pic:nvPicPr>
                   <pic:blipFill>
-                    <a:blip r:embed="rId25"/>
+                    <a:blip r:embed="rId26"/>
                     <a:stretch>
                       <a:fillRect/>
                     </a:stretch>
@@ -1558,7 +2081,7 @@
                     <pic:cNvPicPr/>
                   </pic:nvPicPr>
                   <pic:blipFill>
-                    <a:blip r:embed="rId26"/>
+                    <a:blip r:embed="rId27"/>
                     <a:stretch>
                       <a:fillRect/>
                     </a:stretch>
@@ -1597,7 +2120,7 @@
                     <pic:cNvPicPr/>
                   </pic:nvPicPr>
                   <pic:blipFill>
-                    <a:blip r:embed="rId27"/>
+                    <a:blip r:embed="rId28"/>
                     <a:stretch>
                       <a:fillRect/>
                     </a:stretch>
@@ -1637,7 +2160,7 @@
                     <pic:cNvPicPr/>
                   </pic:nvPicPr>
                   <pic:blipFill>
-                    <a:blip r:embed="rId28"/>
+                    <a:blip r:embed="rId29"/>
                     <a:stretch>
                       <a:fillRect/>
                     </a:stretch>
@@ -1676,7 +2199,7 @@
                     <pic:cNvPicPr/>
                   </pic:nvPicPr>
                   <pic:blipFill>
-                    <a:blip r:embed="rId29"/>
+                    <a:blip r:embed="rId30"/>
                     <a:stretch>
                       <a:fillRect/>
                     </a:stretch>
@@ -1722,7 +2245,7 @@
                     <pic:cNvPicPr/>
                   </pic:nvPicPr>
                   <pic:blipFill>
-                    <a:blip r:embed="rId30"/>
+                    <a:blip r:embed="rId31"/>
                     <a:stretch>
                       <a:fillRect/>
                     </a:stretch>
@@ -1767,7 +2290,7 @@
                     <pic:cNvPicPr/>
                   </pic:nvPicPr>
                   <pic:blipFill>
-                    <a:blip r:embed="rId31"/>
+                    <a:blip r:embed="rId32"/>
                     <a:stretch>
                       <a:fillRect/>
                     </a:stretch>
@@ -1812,7 +2335,7 @@
                     <pic:cNvPicPr/>
                   </pic:nvPicPr>
                   <pic:blipFill>
-                    <a:blip r:embed="rId32"/>
+                    <a:blip r:embed="rId33"/>
                     <a:stretch>
                       <a:fillRect/>
                     </a:stretch>
@@ -1845,7 +2368,14 @@
           <w:b/>
           <w:bCs/>
         </w:rPr>
-        <w:t>9. Environment details</w:t>
+        <w:t>7</w:t>
+      </w:r>
+      <w:r>
+        <w:rPr>
+          <w:b/>
+          <w:bCs/>
+        </w:rPr>
+        <w:t>. Environment details</w:t>
       </w:r>
     </w:p>
     <w:p>
@@ -1877,7 +2407,7 @@
                     <pic:cNvPicPr/>
                   </pic:nvPicPr>
                   <pic:blipFill>
-                    <a:blip r:embed="rId33"/>
+                    <a:blip r:embed="rId34"/>
                     <a:stretch>
                       <a:fillRect/>
                     </a:stretch>
@@ -1920,7 +2450,14 @@
           <w:b/>
           <w:bCs/>
         </w:rPr>
-        <w:t>11. Conclusion —</w:t>
+        <w:t>8</w:t>
+      </w:r>
+      <w:r>
+        <w:rPr>
+          <w:b/>
+          <w:bCs/>
+        </w:rPr>
+        <w:t>. Conclusion —</w:t>
       </w:r>
     </w:p>
     <w:p>
@@ -2274,6 +2811,127 @@
     </w:lvl>
   </w:abstractNum>
   <w:abstractNum w:abstractNumId="2" w15:restartNumberingAfterBreak="0">
+    <w:nsid w:val="28BF70F1"/>
+    <w:multiLevelType w:val="multilevel"/>
+    <w:tmpl w:val="3C26F5B4"/>
+    <w:lvl w:ilvl="0">
+      <w:start w:val="1"/>
+      <w:numFmt w:val="decimal"/>
+      <w:lvlText w:val="%1."/>
+      <w:lvlJc w:val="left"/>
+      <w:pPr>
+        <w:tabs>
+          <w:tab w:val="num" w:pos="720"/>
+        </w:tabs>
+        <w:ind w:left="720" w:hanging="360"/>
+      </w:pPr>
+    </w:lvl>
+    <w:lvl w:ilvl="1">
+      <w:start w:val="1"/>
+      <w:numFmt w:val="bullet"/>
+      <w:lvlText w:val="o"/>
+      <w:lvlJc w:val="left"/>
+      <w:pPr>
+        <w:tabs>
+          <w:tab w:val="num" w:pos="1440"/>
+        </w:tabs>
+        <w:ind w:left="1440" w:hanging="360"/>
+      </w:pPr>
+      <w:rPr>
+        <w:rFonts w:ascii="Courier New" w:hAnsi="Courier New" w:hint="default"/>
+        <w:sz w:val="20"/>
+      </w:rPr>
+    </w:lvl>
+    <w:lvl w:ilvl="2">
+      <w:start w:val="1"/>
+      <w:numFmt w:val="bullet"/>
+      <w:lvlText w:val=""/>
+      <w:lvlJc w:val="left"/>
+      <w:pPr>
+        <w:tabs>
+          <w:tab w:val="num" w:pos="2160"/>
+        </w:tabs>
+        <w:ind w:left="2160" w:hanging="360"/>
+      </w:pPr>
+      <w:rPr>
+        <w:rFonts w:ascii="Wingdings" w:hAnsi="Wingdings" w:hint="default"/>
+        <w:sz w:val="20"/>
+      </w:rPr>
+    </w:lvl>
+    <w:lvl w:ilvl="3" w:tentative="1">
+      <w:start w:val="1"/>
+      <w:numFmt w:val="decimal"/>
+      <w:lvlText w:val="%4."/>
+      <w:lvlJc w:val="left"/>
+      <w:pPr>
+        <w:tabs>
+          <w:tab w:val="num" w:pos="2880"/>
+        </w:tabs>
+        <w:ind w:left="2880" w:hanging="360"/>
+      </w:pPr>
+    </w:lvl>
+    <w:lvl w:ilvl="4" w:tentative="1">
+      <w:start w:val="1"/>
+      <w:numFmt w:val="decimal"/>
+      <w:lvlText w:val="%5."/>
+      <w:lvlJc w:val="left"/>
+      <w:pPr>
+        <w:tabs>
+          <w:tab w:val="num" w:pos="3600"/>
+        </w:tabs>
+        <w:ind w:left="3600" w:hanging="360"/>
+      </w:pPr>
+    </w:lvl>
+    <w:lvl w:ilvl="5" w:tentative="1">
+      <w:start w:val="1"/>
+      <w:numFmt w:val="decimal"/>
+      <w:lvlText w:val="%6."/>
+      <w:lvlJc w:val="left"/>
+      <w:pPr>
+        <w:tabs>
+          <w:tab w:val="num" w:pos="4320"/>
+        </w:tabs>
+        <w:ind w:left="4320" w:hanging="360"/>
+      </w:pPr>
+    </w:lvl>
+    <w:lvl w:ilvl="6" w:tentative="1">
+      <w:start w:val="1"/>
+      <w:numFmt w:val="decimal"/>
+      <w:lvlText w:val="%7."/>
+      <w:lvlJc w:val="left"/>
+      <w:pPr>
+        <w:tabs>
+          <w:tab w:val="num" w:pos="5040"/>
+        </w:tabs>
+        <w:ind w:left="5040" w:hanging="360"/>
+      </w:pPr>
+    </w:lvl>
+    <w:lvl w:ilvl="7" w:tentative="1">
+      <w:start w:val="1"/>
+      <w:numFmt w:val="decimal"/>
+      <w:lvlText w:val="%8."/>
+      <w:lvlJc w:val="left"/>
+      <w:pPr>
+        <w:tabs>
+          <w:tab w:val="num" w:pos="5760"/>
+        </w:tabs>
+        <w:ind w:left="5760" w:hanging="360"/>
+      </w:pPr>
+    </w:lvl>
+    <w:lvl w:ilvl="8" w:tentative="1">
+      <w:start w:val="1"/>
+      <w:numFmt w:val="decimal"/>
+      <w:lvlText w:val="%9."/>
+      <w:lvlJc w:val="left"/>
+      <w:pPr>
+        <w:tabs>
+          <w:tab w:val="num" w:pos="6480"/>
+        </w:tabs>
+        <w:ind w:left="6480" w:hanging="360"/>
+      </w:pPr>
+    </w:lvl>
+  </w:abstractNum>
+  <w:abstractNum w:abstractNumId="3" w15:restartNumberingAfterBreak="0">
     <w:nsid w:val="2F022AA7"/>
     <w:multiLevelType w:val="multilevel"/>
     <w:tmpl w:val="2968F2E2"/>
@@ -2422,7 +3080,124 @@
       </w:rPr>
     </w:lvl>
   </w:abstractNum>
-  <w:abstractNum w:abstractNumId="3" w15:restartNumberingAfterBreak="0">
+  <w:abstractNum w:abstractNumId="4" w15:restartNumberingAfterBreak="0">
+    <w:nsid w:val="2FAF141B"/>
+    <w:multiLevelType w:val="multilevel"/>
+    <w:tmpl w:val="142AF580"/>
+    <w:lvl w:ilvl="0">
+      <w:start w:val="1"/>
+      <w:numFmt w:val="decimal"/>
+      <w:lvlText w:val="%1."/>
+      <w:lvlJc w:val="left"/>
+      <w:pPr>
+        <w:tabs>
+          <w:tab w:val="num" w:pos="720"/>
+        </w:tabs>
+        <w:ind w:left="720" w:hanging="360"/>
+      </w:pPr>
+    </w:lvl>
+    <w:lvl w:ilvl="1">
+      <w:start w:val="1"/>
+      <w:numFmt w:val="bullet"/>
+      <w:lvlText w:val="o"/>
+      <w:lvlJc w:val="left"/>
+      <w:pPr>
+        <w:tabs>
+          <w:tab w:val="num" w:pos="1440"/>
+        </w:tabs>
+        <w:ind w:left="1440" w:hanging="360"/>
+      </w:pPr>
+      <w:rPr>
+        <w:rFonts w:ascii="Courier New" w:hAnsi="Courier New" w:hint="default"/>
+        <w:sz w:val="20"/>
+      </w:rPr>
+    </w:lvl>
+    <w:lvl w:ilvl="2" w:tentative="1">
+      <w:start w:val="1"/>
+      <w:numFmt w:val="decimal"/>
+      <w:lvlText w:val="%3."/>
+      <w:lvlJc w:val="left"/>
+      <w:pPr>
+        <w:tabs>
+          <w:tab w:val="num" w:pos="2160"/>
+        </w:tabs>
+        <w:ind w:left="2160" w:hanging="360"/>
+      </w:pPr>
+    </w:lvl>
+    <w:lvl w:ilvl="3" w:tentative="1">
+      <w:start w:val="1"/>
+      <w:numFmt w:val="decimal"/>
+      <w:lvlText w:val="%4."/>
+      <w:lvlJc w:val="left"/>
+      <w:pPr>
+        <w:tabs>
+          <w:tab w:val="num" w:pos="2880"/>
+        </w:tabs>
+        <w:ind w:left="2880" w:hanging="360"/>
+      </w:pPr>
+    </w:lvl>
+    <w:lvl w:ilvl="4" w:tentative="1">
+      <w:start w:val="1"/>
+      <w:numFmt w:val="decimal"/>
+      <w:lvlText w:val="%5."/>
+      <w:lvlJc w:val="left"/>
+      <w:pPr>
+        <w:tabs>
+          <w:tab w:val="num" w:pos="3600"/>
+        </w:tabs>
+        <w:ind w:left="3600" w:hanging="360"/>
+      </w:pPr>
+    </w:lvl>
+    <w:lvl w:ilvl="5" w:tentative="1">
+      <w:start w:val="1"/>
+      <w:numFmt w:val="decimal"/>
+      <w:lvlText w:val="%6."/>
+      <w:lvlJc w:val="left"/>
+      <w:pPr>
+        <w:tabs>
+          <w:tab w:val="num" w:pos="4320"/>
+        </w:tabs>
+        <w:ind w:left="4320" w:hanging="360"/>
+      </w:pPr>
+    </w:lvl>
+    <w:lvl w:ilvl="6" w:tentative="1">
+      <w:start w:val="1"/>
+      <w:numFmt w:val="decimal"/>
+      <w:lvlText w:val="%7."/>
+      <w:lvlJc w:val="left"/>
+      <w:pPr>
+        <w:tabs>
+          <w:tab w:val="num" w:pos="5040"/>
+        </w:tabs>
+        <w:ind w:left="5040" w:hanging="360"/>
+      </w:pPr>
+    </w:lvl>
+    <w:lvl w:ilvl="7" w:tentative="1">
+      <w:start w:val="1"/>
+      <w:numFmt w:val="decimal"/>
+      <w:lvlText w:val="%8."/>
+      <w:lvlJc w:val="left"/>
+      <w:pPr>
+        <w:tabs>
+          <w:tab w:val="num" w:pos="5760"/>
+        </w:tabs>
+        <w:ind w:left="5760" w:hanging="360"/>
+      </w:pPr>
+    </w:lvl>
+    <w:lvl w:ilvl="8" w:tentative="1">
+      <w:start w:val="1"/>
+      <w:numFmt w:val="decimal"/>
+      <w:lvlText w:val="%9."/>
+      <w:lvlJc w:val="left"/>
+      <w:pPr>
+        <w:tabs>
+          <w:tab w:val="num" w:pos="6480"/>
+        </w:tabs>
+        <w:ind w:left="6480" w:hanging="360"/>
+      </w:pPr>
+    </w:lvl>
+  </w:abstractNum>
+  <w:abstractNum w:abstractNumId="5" w15:restartNumberingAfterBreak="0">
     <w:nsid w:val="4DC24806"/>
     <w:multiLevelType w:val="multilevel"/>
     <w:tmpl w:val="965AA7C2"/>
@@ -2571,7 +3346,7 @@
       </w:rPr>
     </w:lvl>
   </w:abstractNum>
-  <w:abstractNum w:abstractNumId="4" w15:restartNumberingAfterBreak="0">
+  <w:abstractNum w:abstractNumId="6" w15:restartNumberingAfterBreak="0">
     <w:nsid w:val="612B0107"/>
     <w:multiLevelType w:val="multilevel"/>
     <w:tmpl w:val="0AB084B6"/>
@@ -2684,7 +3459,7 @@
       </w:pPr>
     </w:lvl>
   </w:abstractNum>
-  <w:abstractNum w:abstractNumId="5" w15:restartNumberingAfterBreak="0">
+  <w:abstractNum w:abstractNumId="7" w15:restartNumberingAfterBreak="0">
     <w:nsid w:val="62F64395"/>
     <w:multiLevelType w:val="multilevel"/>
     <w:tmpl w:val="C25A8E50"/>
@@ -2834,22 +3609,28 @@
     </w:lvl>
   </w:abstractNum>
   <w:num w:numId="1" w16cid:durableId="642540862">
-    <w:abstractNumId w:val="2"/>
+    <w:abstractNumId w:val="3"/>
   </w:num>
   <w:num w:numId="2" w16cid:durableId="563414957">
-    <w:abstractNumId w:val="3"/>
+    <w:abstractNumId w:val="5"/>
   </w:num>
   <w:num w:numId="3" w16cid:durableId="519512461">
     <w:abstractNumId w:val="1"/>
   </w:num>
   <w:num w:numId="4" w16cid:durableId="145316582">
-    <w:abstractNumId w:val="5"/>
+    <w:abstractNumId w:val="7"/>
   </w:num>
   <w:num w:numId="5" w16cid:durableId="1341617390">
-    <w:abstractNumId w:val="4"/>
+    <w:abstractNumId w:val="6"/>
   </w:num>
   <w:num w:numId="6" w16cid:durableId="393236353">
     <w:abstractNumId w:val="0"/>
+  </w:num>
+  <w:num w:numId="7" w16cid:durableId="1591888917">
+    <w:abstractNumId w:val="4"/>
+  </w:num>
+  <w:num w:numId="8" w16cid:durableId="1522014963">
+    <w:abstractNumId w:val="2"/>
   </w:num>
 </w:numbering>
 </file>

--- a/Demo_Report.docx
+++ b/Demo_Report.docx
@@ -454,6 +454,23 @@
     </w:p>
     <w:p>
       <w:r>
+        <w:t>To run the Selenide</w:t>
+      </w:r>
+    </w:p>
+    <w:p>
+      <w:pPr>
+        <w:pStyle w:val="ListParagraph"/>
+        <w:numPr>
+          <w:ilvl w:val="0"/>
+          <w:numId w:val="9"/>
+        </w:numPr>
+      </w:pPr>
+      <w:r>
+        <w:t>mvn test</w:t>
+      </w:r>
+    </w:p>
+    <w:p>
+      <w:r>
         <w:br/>
       </w:r>
       <w:r>
@@ -3608,6 +3625,119 @@
       </w:rPr>
     </w:lvl>
   </w:abstractNum>
+  <w:abstractNum w:abstractNumId="8" w15:restartNumberingAfterBreak="0">
+    <w:nsid w:val="753B283F"/>
+    <w:multiLevelType w:val="hybridMultilevel"/>
+    <w:tmpl w:val="5F829B58"/>
+    <w:lvl w:ilvl="0" w:tplc="40090001">
+      <w:start w:val="1"/>
+      <w:numFmt w:val="bullet"/>
+      <w:lvlText w:val=""/>
+      <w:lvlJc w:val="left"/>
+      <w:pPr>
+        <w:ind w:left="720" w:hanging="360"/>
+      </w:pPr>
+      <w:rPr>
+        <w:rFonts w:ascii="Symbol" w:hAnsi="Symbol" w:hint="default"/>
+      </w:rPr>
+    </w:lvl>
+    <w:lvl w:ilvl="1" w:tplc="40090003" w:tentative="1">
+      <w:start w:val="1"/>
+      <w:numFmt w:val="bullet"/>
+      <w:lvlText w:val="o"/>
+      <w:lvlJc w:val="left"/>
+      <w:pPr>
+        <w:ind w:left="1440" w:hanging="360"/>
+      </w:pPr>
+      <w:rPr>
+        <w:rFonts w:ascii="Courier New" w:hAnsi="Courier New" w:cs="Courier New" w:hint="default"/>
+      </w:rPr>
+    </w:lvl>
+    <w:lvl w:ilvl="2" w:tplc="40090005" w:tentative="1">
+      <w:start w:val="1"/>
+      <w:numFmt w:val="bullet"/>
+      <w:lvlText w:val=""/>
+      <w:lvlJc w:val="left"/>
+      <w:pPr>
+        <w:ind w:left="2160" w:hanging="360"/>
+      </w:pPr>
+      <w:rPr>
+        <w:rFonts w:ascii="Wingdings" w:hAnsi="Wingdings" w:hint="default"/>
+      </w:rPr>
+    </w:lvl>
+    <w:lvl w:ilvl="3" w:tplc="40090001" w:tentative="1">
+      <w:start w:val="1"/>
+      <w:numFmt w:val="bullet"/>
+      <w:lvlText w:val=""/>
+      <w:lvlJc w:val="left"/>
+      <w:pPr>
+        <w:ind w:left="2880" w:hanging="360"/>
+      </w:pPr>
+      <w:rPr>
+        <w:rFonts w:ascii="Symbol" w:hAnsi="Symbol" w:hint="default"/>
+      </w:rPr>
+    </w:lvl>
+    <w:lvl w:ilvl="4" w:tplc="40090003" w:tentative="1">
+      <w:start w:val="1"/>
+      <w:numFmt w:val="bullet"/>
+      <w:lvlText w:val="o"/>
+      <w:lvlJc w:val="left"/>
+      <w:pPr>
+        <w:ind w:left="3600" w:hanging="360"/>
+      </w:pPr>
+      <w:rPr>
+        <w:rFonts w:ascii="Courier New" w:hAnsi="Courier New" w:cs="Courier New" w:hint="default"/>
+      </w:rPr>
+    </w:lvl>
+    <w:lvl w:ilvl="5" w:tplc="40090005" w:tentative="1">
+      <w:start w:val="1"/>
+      <w:numFmt w:val="bullet"/>
+      <w:lvlText w:val=""/>
+      <w:lvlJc w:val="left"/>
+      <w:pPr>
+        <w:ind w:left="4320" w:hanging="360"/>
+      </w:pPr>
+      <w:rPr>
+        <w:rFonts w:ascii="Wingdings" w:hAnsi="Wingdings" w:hint="default"/>
+      </w:rPr>
+    </w:lvl>
+    <w:lvl w:ilvl="6" w:tplc="40090001" w:tentative="1">
+      <w:start w:val="1"/>
+      <w:numFmt w:val="bullet"/>
+      <w:lvlText w:val=""/>
+      <w:lvlJc w:val="left"/>
+      <w:pPr>
+        <w:ind w:left="5040" w:hanging="360"/>
+      </w:pPr>
+      <w:rPr>
+        <w:rFonts w:ascii="Symbol" w:hAnsi="Symbol" w:hint="default"/>
+      </w:rPr>
+    </w:lvl>
+    <w:lvl w:ilvl="7" w:tplc="40090003" w:tentative="1">
+      <w:start w:val="1"/>
+      <w:numFmt w:val="bullet"/>
+      <w:lvlText w:val="o"/>
+      <w:lvlJc w:val="left"/>
+      <w:pPr>
+        <w:ind w:left="5760" w:hanging="360"/>
+      </w:pPr>
+      <w:rPr>
+        <w:rFonts w:ascii="Courier New" w:hAnsi="Courier New" w:cs="Courier New" w:hint="default"/>
+      </w:rPr>
+    </w:lvl>
+    <w:lvl w:ilvl="8" w:tplc="40090005" w:tentative="1">
+      <w:start w:val="1"/>
+      <w:numFmt w:val="bullet"/>
+      <w:lvlText w:val=""/>
+      <w:lvlJc w:val="left"/>
+      <w:pPr>
+        <w:ind w:left="6480" w:hanging="360"/>
+      </w:pPr>
+      <w:rPr>
+        <w:rFonts w:ascii="Wingdings" w:hAnsi="Wingdings" w:hint="default"/>
+      </w:rPr>
+    </w:lvl>
+  </w:abstractNum>
   <w:num w:numId="1" w16cid:durableId="642540862">
     <w:abstractNumId w:val="3"/>
   </w:num>
@@ -3631,6 +3761,9 @@
   </w:num>
   <w:num w:numId="8" w16cid:durableId="1522014963">
     <w:abstractNumId w:val="2"/>
+  </w:num>
+  <w:num w:numId="9" w16cid:durableId="1708679884">
+    <w:abstractNumId w:val="8"/>
   </w:num>
 </w:numbering>
 </file>

--- a/Demo_Report.docx
+++ b/Demo_Report.docx
@@ -100,14 +100,101 @@
           <w:bCs/>
         </w:rPr>
       </w:pPr>
-      <w:r>
-        <w:rPr>
-          <w:b/>
-          <w:bCs/>
-        </w:rPr>
-        <w:t>1. Objective &amp; user story</w:t>
-      </w:r>
-    </w:p>
+    </w:p>
+    <w:p>
+      <w:r>
+        <w:t>This assessment covers two primary objectives:</w:t>
+      </w:r>
+    </w:p>
+    <w:p/>
+    <w:p>
+      <w:pPr>
+        <w:rPr>
+          <w:b/>
+          <w:bCs/>
+        </w:rPr>
+      </w:pPr>
+      <w:r>
+        <w:rPr>
+          <w:b/>
+          <w:bCs/>
+        </w:rPr>
+        <w:t>Contract Testing (Pact + WireMock)</w:t>
+      </w:r>
+    </w:p>
+    <w:p>
+      <w:r>
+        <w:t>Implement a full Consumer-Driven Contract Testing pipeline between a POS consumer and OMS provider:</w:t>
+      </w:r>
+    </w:p>
+    <w:p>
+      <w:pPr>
+        <w:numPr>
+          <w:ilvl w:val="0"/>
+          <w:numId w:val="10"/>
+        </w:numPr>
+      </w:pPr>
+      <w:r>
+        <w:t>Consumer generates and publishes Pact contracts to the Pact Broker</w:t>
+      </w:r>
+    </w:p>
+    <w:p>
+      <w:pPr>
+        <w:numPr>
+          <w:ilvl w:val="0"/>
+          <w:numId w:val="10"/>
+        </w:numPr>
+      </w:pPr>
+      <w:r>
+        <w:t>Provider fetches and verifies all published contracts</w:t>
+      </w:r>
+    </w:p>
+    <w:p>
+      <w:pPr>
+        <w:numPr>
+          <w:ilvl w:val="0"/>
+          <w:numId w:val="10"/>
+        </w:numPr>
+      </w:pPr>
+      <w:r>
+        <w:t>Verification results are published back to the broker</w:t>
+      </w:r>
+    </w:p>
+    <w:p>
+      <w:pPr>
+        <w:numPr>
+          <w:ilvl w:val="0"/>
+          <w:numId w:val="10"/>
+        </w:numPr>
+      </w:pPr>
+      <w:r>
+        <w:t>Deployment decisions are made based on verification results using can-i-deploy</w:t>
+      </w:r>
+    </w:p>
+    <w:p/>
+    <w:p>
+      <w:pPr>
+        <w:rPr>
+          <w:b/>
+          <w:bCs/>
+        </w:rPr>
+      </w:pPr>
+      <w:r>
+        <w:rPr>
+          <w:b/>
+          <w:bCs/>
+        </w:rPr>
+        <w:t>UI Testing (Selenide)</w:t>
+      </w:r>
+    </w:p>
+    <w:p>
+      <w:r>
+        <w:t>Assert the visibility of the availability badge on the cart page without any manual waits or Thread.sleep() calls. The test must use Selenide's smart waiting mechanism exclusively.</w:t>
+      </w:r>
+    </w:p>
+    <w:p/>
+    <w:p/>
+    <w:p/>
     <w:p>
       <w:r>
         <w:t> </w:t>
@@ -115,81 +202,88 @@
     </w:p>
     <w:p>
       <w:r>
-        <w:t>In this  assessment,there are two jobs Firstly, that get the consumers request and expectation as a pact. Generate and Publish the pact to the Pact Broker.Then the Provider verifies the pact and provides the verification results.Based on the Verification results,deployment can be decided.</w:t>
-      </w:r>
-    </w:p>
-    <w:p>
-      <w:r>
         <w:t> </w:t>
       </w:r>
     </w:p>
     <w:p>
       <w:r>
-        <w:t>Secondly,we need to assert the visibility of the ‘availability’ badge in the cart page ,with no manual waits,no thread.sleep.</w:t>
-      </w:r>
-    </w:p>
-    <w:p>
-      <w:r>
         <w:t> </w:t>
       </w:r>
     </w:p>
     <w:p>
-      <w:r>
-        <w:t> </w:t>
-      </w:r>
-    </w:p>
-    <w:p>
-      <w:r>
-        <w:t> </w:t>
-      </w:r>
-    </w:p>
-    <w:p>
-      <w:pPr>
-        <w:rPr>
-          <w:b/>
-          <w:bCs/>
-        </w:rPr>
-      </w:pPr>
-      <w:r>
-        <w:rPr>
-          <w:b/>
-          <w:bCs/>
-        </w:rPr>
-        <w:t>2. Environment &amp; setup</w:t>
-      </w:r>
-    </w:p>
-    <w:p>
-      <w:r>
-        <w:t> </w:t>
-      </w:r>
+      <w:pPr>
+        <w:rPr>
+          <w:b/>
+          <w:bCs/>
+        </w:rPr>
+      </w:pPr>
+      <w:r>
+        <w:rPr>
+          <w:b/>
+          <w:bCs/>
+        </w:rPr>
+        <w:lastRenderedPageBreak/>
+        <w:t>2. Environment &amp; Setup</w:t>
+      </w:r>
+    </w:p>
+    <w:p>
+      <w:pPr>
+        <w:rPr>
+          <w:b/>
+          <w:bCs/>
+        </w:rPr>
+      </w:pPr>
     </w:p>
     <w:tbl>
       <w:tblPr>
-        <w:tblW w:w="0" w:type="auto"/>
-        <w:tblCellSpacing w:w="15" w:type="dxa"/>
+        <w:tblW w:w="9360" w:type="dxa"/>
+        <w:tblBorders>
+          <w:top w:val="single" w:sz="4" w:space="0" w:color="auto"/>
+          <w:left w:val="single" w:sz="4" w:space="0" w:color="auto"/>
+          <w:bottom w:val="single" w:sz="4" w:space="0" w:color="auto"/>
+          <w:right w:val="single" w:sz="4" w:space="0" w:color="auto"/>
+          <w:insideH w:val="single" w:sz="4" w:space="0" w:color="auto"/>
+          <w:insideV w:val="single" w:sz="4" w:space="0" w:color="auto"/>
+        </w:tblBorders>
         <w:tblCellMar>
-          <w:top w:w="15" w:type="dxa"/>
-          <w:left w:w="15" w:type="dxa"/>
-          <w:bottom w:w="15" w:type="dxa"/>
-          <w:right w:w="15" w:type="dxa"/>
+          <w:left w:w="10" w:type="dxa"/>
+          <w:right w:w="10" w:type="dxa"/>
         </w:tblCellMar>
         <w:tblLook w:val="04A0" w:firstRow="1" w:lastRow="0" w:firstColumn="1" w:lastColumn="0" w:noHBand="0" w:noVBand="1"/>
       </w:tblPr>
       <w:tblGrid>
-        <w:gridCol w:w="1776"/>
-        <w:gridCol w:w="3215"/>
+        <w:gridCol w:w="3120"/>
+        <w:gridCol w:w="6240"/>
       </w:tblGrid>
       <w:tr>
         <w:trPr>
-          <w:tblCellSpacing w:w="15" w:type="dxa"/>
+          <w:tblHeader/>
         </w:trPr>
         <w:tc>
           <w:tcPr>
-            <w:tcW w:w="0" w:type="auto"/>
-            <w:vAlign w:val="center"/>
+            <w:tcW w:w="3120" w:type="dxa"/>
+            <w:tcBorders>
+              <w:top w:val="single" w:sz="2" w:space="0" w:color="CCCCCC"/>
+              <w:left w:val="single" w:sz="2" w:space="0" w:color="CCCCCC"/>
+              <w:bottom w:val="single" w:sz="2" w:space="0" w:color="CCCCCC"/>
+              <w:right w:val="single" w:sz="2" w:space="0" w:color="CCCCCC"/>
+            </w:tcBorders>
+            <w:shd w:val="clear" w:color="auto" w:fill="1F4E8C"/>
+            <w:tcMar>
+              <w:top w:w="80" w:type="dxa"/>
+              <w:left w:w="120" w:type="dxa"/>
+              <w:bottom w:w="80" w:type="dxa"/>
+              <w:right w:w="120" w:type="dxa"/>
+            </w:tcMar>
             <w:hideMark/>
           </w:tcPr>
           <w:p>
+            <w:pPr>
+              <w:rPr>
+                <w:b/>
+                <w:bCs/>
+              </w:rPr>
+            </w:pPr>
             <w:r>
               <w:rPr>
                 <w:b/>
@@ -201,162 +295,595 @@
         </w:tc>
         <w:tc>
           <w:tcPr>
-            <w:tcW w:w="0" w:type="auto"/>
-            <w:vAlign w:val="center"/>
+            <w:tcW w:w="6240" w:type="dxa"/>
+            <w:tcBorders>
+              <w:top w:val="single" w:sz="2" w:space="0" w:color="CCCCCC"/>
+              <w:left w:val="single" w:sz="2" w:space="0" w:color="CCCCCC"/>
+              <w:bottom w:val="single" w:sz="2" w:space="0" w:color="CCCCCC"/>
+              <w:right w:val="single" w:sz="2" w:space="0" w:color="CCCCCC"/>
+            </w:tcBorders>
+            <w:shd w:val="clear" w:color="auto" w:fill="1F4E8C"/>
+            <w:tcMar>
+              <w:top w:w="80" w:type="dxa"/>
+              <w:left w:w="120" w:type="dxa"/>
+              <w:bottom w:w="80" w:type="dxa"/>
+              <w:right w:w="120" w:type="dxa"/>
+            </w:tcMar>
             <w:hideMark/>
           </w:tcPr>
           <w:p>
+            <w:pPr>
+              <w:rPr>
+                <w:b/>
+                <w:bCs/>
+              </w:rPr>
+            </w:pPr>
             <w:r>
               <w:rPr>
                 <w:b/>
                 <w:bCs/>
               </w:rPr>
-              <w:t>Pinned choice</w:t>
+              <w:t>Pinned Choice</w:t>
             </w:r>
           </w:p>
         </w:tc>
       </w:tr>
       <w:tr>
-        <w:trPr>
-          <w:tblCellSpacing w:w="15" w:type="dxa"/>
-        </w:trPr>
         <w:tc>
           <w:tcPr>
-            <w:tcW w:w="0" w:type="auto"/>
-            <w:vAlign w:val="center"/>
+            <w:tcW w:w="3120" w:type="dxa"/>
+            <w:tcBorders>
+              <w:top w:val="single" w:sz="2" w:space="0" w:color="CCCCCC"/>
+              <w:left w:val="single" w:sz="2" w:space="0" w:color="CCCCCC"/>
+              <w:bottom w:val="single" w:sz="2" w:space="0" w:color="CCCCCC"/>
+              <w:right w:val="single" w:sz="2" w:space="0" w:color="CCCCCC"/>
+            </w:tcBorders>
+            <w:shd w:val="clear" w:color="auto" w:fill="F2F2F2"/>
+            <w:tcMar>
+              <w:top w:w="80" w:type="dxa"/>
+              <w:left w:w="120" w:type="dxa"/>
+              <w:bottom w:w="80" w:type="dxa"/>
+              <w:right w:w="120" w:type="dxa"/>
+            </w:tcMar>
             <w:hideMark/>
           </w:tcPr>
           <w:p>
+            <w:pPr>
+              <w:rPr>
+                <w:b/>
+                <w:bCs/>
+              </w:rPr>
+            </w:pPr>
             <w:r>
-              <w:t>Language / build</w:t>
+              <w:rPr>
+                <w:b/>
+                <w:bCs/>
+              </w:rPr>
+              <w:t>Language / Build</w:t>
             </w:r>
           </w:p>
         </w:tc>
         <w:tc>
           <w:tcPr>
-            <w:tcW w:w="0" w:type="auto"/>
-            <w:vAlign w:val="center"/>
+            <w:tcW w:w="6240" w:type="dxa"/>
+            <w:tcBorders>
+              <w:top w:val="single" w:sz="2" w:space="0" w:color="CCCCCC"/>
+              <w:left w:val="single" w:sz="2" w:space="0" w:color="CCCCCC"/>
+              <w:bottom w:val="single" w:sz="2" w:space="0" w:color="CCCCCC"/>
+              <w:right w:val="single" w:sz="2" w:space="0" w:color="CCCCCC"/>
+            </w:tcBorders>
+            <w:shd w:val="clear" w:color="auto" w:fill="FFFFFF"/>
+            <w:tcMar>
+              <w:top w:w="80" w:type="dxa"/>
+              <w:left w:w="120" w:type="dxa"/>
+              <w:bottom w:w="80" w:type="dxa"/>
+              <w:right w:w="120" w:type="dxa"/>
+            </w:tcMar>
             <w:hideMark/>
           </w:tcPr>
           <w:p>
+            <w:pPr>
+              <w:rPr>
+                <w:b/>
+                <w:bCs/>
+              </w:rPr>
+            </w:pPr>
             <w:r>
-              <w:t>Java 21 · Maven · Surefire 3.5.6</w:t>
+              <w:rPr>
+                <w:b/>
+                <w:bCs/>
+              </w:rPr>
+              <w:t>Java 22 · Maven · Surefire 3.5.6</w:t>
             </w:r>
           </w:p>
         </w:tc>
       </w:tr>
       <w:tr>
-        <w:trPr>
-          <w:tblCellSpacing w:w="15" w:type="dxa"/>
-        </w:trPr>
         <w:tc>
           <w:tcPr>
-            <w:tcW w:w="0" w:type="auto"/>
-            <w:vAlign w:val="center"/>
+            <w:tcW w:w="3120" w:type="dxa"/>
+            <w:tcBorders>
+              <w:top w:val="single" w:sz="2" w:space="0" w:color="CCCCCC"/>
+              <w:left w:val="single" w:sz="2" w:space="0" w:color="CCCCCC"/>
+              <w:bottom w:val="single" w:sz="2" w:space="0" w:color="CCCCCC"/>
+              <w:right w:val="single" w:sz="2" w:space="0" w:color="CCCCCC"/>
+            </w:tcBorders>
+            <w:shd w:val="clear" w:color="auto" w:fill="F2F2F2"/>
+            <w:tcMar>
+              <w:top w:w="80" w:type="dxa"/>
+              <w:left w:w="120" w:type="dxa"/>
+              <w:bottom w:w="80" w:type="dxa"/>
+              <w:right w:w="120" w:type="dxa"/>
+            </w:tcMar>
             <w:hideMark/>
           </w:tcPr>
           <w:p>
+            <w:pPr>
+              <w:rPr>
+                <w:b/>
+                <w:bCs/>
+              </w:rPr>
+            </w:pPr>
             <w:r>
-              <w:t>HTTP client</w:t>
+              <w:rPr>
+                <w:b/>
+                <w:bCs/>
+              </w:rPr>
+              <w:t>HTTP Client</w:t>
             </w:r>
           </w:p>
         </w:tc>
         <w:tc>
           <w:tcPr>
-            <w:tcW w:w="0" w:type="auto"/>
-            <w:vAlign w:val="center"/>
+            <w:tcW w:w="6240" w:type="dxa"/>
+            <w:tcBorders>
+              <w:top w:val="single" w:sz="2" w:space="0" w:color="CCCCCC"/>
+              <w:left w:val="single" w:sz="2" w:space="0" w:color="CCCCCC"/>
+              <w:bottom w:val="single" w:sz="2" w:space="0" w:color="CCCCCC"/>
+              <w:right w:val="single" w:sz="2" w:space="0" w:color="CCCCCC"/>
+            </w:tcBorders>
+            <w:shd w:val="clear" w:color="auto" w:fill="FFFFFF"/>
+            <w:tcMar>
+              <w:top w:w="80" w:type="dxa"/>
+              <w:left w:w="120" w:type="dxa"/>
+              <w:bottom w:w="80" w:type="dxa"/>
+              <w:right w:w="120" w:type="dxa"/>
+            </w:tcMar>
             <w:hideMark/>
           </w:tcPr>
           <w:p>
+            <w:pPr>
+              <w:rPr>
+                <w:b/>
+                <w:bCs/>
+              </w:rPr>
+            </w:pPr>
             <w:r>
+              <w:rPr>
+                <w:b/>
+                <w:bCs/>
+              </w:rPr>
               <w:t>RestAssured 6.0.0</w:t>
             </w:r>
           </w:p>
         </w:tc>
       </w:tr>
       <w:tr>
-        <w:trPr>
-          <w:tblCellSpacing w:w="15" w:type="dxa"/>
-        </w:trPr>
         <w:tc>
           <w:tcPr>
-            <w:tcW w:w="0" w:type="auto"/>
-            <w:vAlign w:val="center"/>
+            <w:tcW w:w="3120" w:type="dxa"/>
+            <w:tcBorders>
+              <w:top w:val="single" w:sz="2" w:space="0" w:color="CCCCCC"/>
+              <w:left w:val="single" w:sz="2" w:space="0" w:color="CCCCCC"/>
+              <w:bottom w:val="single" w:sz="2" w:space="0" w:color="CCCCCC"/>
+              <w:right w:val="single" w:sz="2" w:space="0" w:color="CCCCCC"/>
+            </w:tcBorders>
+            <w:shd w:val="clear" w:color="auto" w:fill="F2F2F2"/>
+            <w:tcMar>
+              <w:top w:w="80" w:type="dxa"/>
+              <w:left w:w="120" w:type="dxa"/>
+              <w:bottom w:w="80" w:type="dxa"/>
+              <w:right w:w="120" w:type="dxa"/>
+            </w:tcMar>
             <w:hideMark/>
           </w:tcPr>
           <w:p>
+            <w:pPr>
+              <w:rPr>
+                <w:b/>
+                <w:bCs/>
+              </w:rPr>
+            </w:pPr>
             <w:r>
-              <w:t>Test platform</w:t>
+              <w:rPr>
+                <w:b/>
+                <w:bCs/>
+              </w:rPr>
+              <w:t>Contract Testing</w:t>
             </w:r>
           </w:p>
         </w:tc>
         <w:tc>
           <w:tcPr>
-            <w:tcW w:w="0" w:type="auto"/>
-            <w:vAlign w:val="center"/>
+            <w:tcW w:w="6240" w:type="dxa"/>
+            <w:tcBorders>
+              <w:top w:val="single" w:sz="2" w:space="0" w:color="CCCCCC"/>
+              <w:left w:val="single" w:sz="2" w:space="0" w:color="CCCCCC"/>
+              <w:bottom w:val="single" w:sz="2" w:space="0" w:color="CCCCCC"/>
+              <w:right w:val="single" w:sz="2" w:space="0" w:color="CCCCCC"/>
+            </w:tcBorders>
+            <w:shd w:val="clear" w:color="auto" w:fill="FFFFFF"/>
+            <w:tcMar>
+              <w:top w:w="80" w:type="dxa"/>
+              <w:left w:w="120" w:type="dxa"/>
+              <w:bottom w:w="80" w:type="dxa"/>
+              <w:right w:w="120" w:type="dxa"/>
+            </w:tcMar>
             <w:hideMark/>
           </w:tcPr>
           <w:p>
+            <w:pPr>
+              <w:rPr>
+                <w:b/>
+                <w:bCs/>
+              </w:rPr>
+            </w:pPr>
             <w:r>
-              <w:t>IntelliJ,Github-Actions</w:t>
+              <w:rPr>
+                <w:b/>
+                <w:bCs/>
+              </w:rPr>
+              <w:t>Pact JVM · WireMock JUnit5 Extension</w:t>
             </w:r>
           </w:p>
         </w:tc>
       </w:tr>
       <w:tr>
-        <w:trPr>
-          <w:tblCellSpacing w:w="15" w:type="dxa"/>
-        </w:trPr>
         <w:tc>
           <w:tcPr>
-            <w:tcW w:w="0" w:type="auto"/>
-            <w:vAlign w:val="center"/>
+            <w:tcW w:w="3120" w:type="dxa"/>
+            <w:tcBorders>
+              <w:top w:val="single" w:sz="2" w:space="0" w:color="CCCCCC"/>
+              <w:left w:val="single" w:sz="2" w:space="0" w:color="CCCCCC"/>
+              <w:bottom w:val="single" w:sz="2" w:space="0" w:color="CCCCCC"/>
+              <w:right w:val="single" w:sz="2" w:space="0" w:color="CCCCCC"/>
+            </w:tcBorders>
+            <w:shd w:val="clear" w:color="auto" w:fill="F2F2F2"/>
+            <w:tcMar>
+              <w:top w:w="80" w:type="dxa"/>
+              <w:left w:w="120" w:type="dxa"/>
+              <w:bottom w:w="80" w:type="dxa"/>
+              <w:right w:w="120" w:type="dxa"/>
+            </w:tcMar>
             <w:hideMark/>
           </w:tcPr>
           <w:p>
+            <w:pPr>
+              <w:rPr>
+                <w:b/>
+                <w:bCs/>
+              </w:rPr>
+            </w:pPr>
             <w:r>
+              <w:rPr>
+                <w:b/>
+                <w:bCs/>
+              </w:rPr>
+              <w:t>UI Testing</w:t>
+            </w:r>
+          </w:p>
+        </w:tc>
+        <w:tc>
+          <w:tcPr>
+            <w:tcW w:w="6240" w:type="dxa"/>
+            <w:tcBorders>
+              <w:top w:val="single" w:sz="2" w:space="0" w:color="CCCCCC"/>
+              <w:left w:val="single" w:sz="2" w:space="0" w:color="CCCCCC"/>
+              <w:bottom w:val="single" w:sz="2" w:space="0" w:color="CCCCCC"/>
+              <w:right w:val="single" w:sz="2" w:space="0" w:color="CCCCCC"/>
+            </w:tcBorders>
+            <w:shd w:val="clear" w:color="auto" w:fill="FFFFFF"/>
+            <w:tcMar>
+              <w:top w:w="80" w:type="dxa"/>
+              <w:left w:w="120" w:type="dxa"/>
+              <w:bottom w:w="80" w:type="dxa"/>
+              <w:right w:w="120" w:type="dxa"/>
+            </w:tcMar>
+            <w:hideMark/>
+          </w:tcPr>
+          <w:p>
+            <w:pPr>
+              <w:rPr>
+                <w:b/>
+                <w:bCs/>
+              </w:rPr>
+            </w:pPr>
+            <w:r>
+              <w:rPr>
+                <w:b/>
+                <w:bCs/>
+              </w:rPr>
+              <w:t>Selenide</w:t>
+            </w:r>
+          </w:p>
+        </w:tc>
+      </w:tr>
+      <w:tr>
+        <w:tc>
+          <w:tcPr>
+            <w:tcW w:w="3120" w:type="dxa"/>
+            <w:tcBorders>
+              <w:top w:val="single" w:sz="2" w:space="0" w:color="CCCCCC"/>
+              <w:left w:val="single" w:sz="2" w:space="0" w:color="CCCCCC"/>
+              <w:bottom w:val="single" w:sz="2" w:space="0" w:color="CCCCCC"/>
+              <w:right w:val="single" w:sz="2" w:space="0" w:color="CCCCCC"/>
+            </w:tcBorders>
+            <w:shd w:val="clear" w:color="auto" w:fill="F2F2F2"/>
+            <w:tcMar>
+              <w:top w:w="80" w:type="dxa"/>
+              <w:left w:w="120" w:type="dxa"/>
+              <w:bottom w:w="80" w:type="dxa"/>
+              <w:right w:w="120" w:type="dxa"/>
+            </w:tcMar>
+            <w:hideMark/>
+          </w:tcPr>
+          <w:p>
+            <w:pPr>
+              <w:rPr>
+                <w:b/>
+                <w:bCs/>
+              </w:rPr>
+            </w:pPr>
+            <w:r>
+              <w:rPr>
+                <w:b/>
+                <w:bCs/>
+              </w:rPr>
+              <w:t>Test Platform</w:t>
+            </w:r>
+          </w:p>
+        </w:tc>
+        <w:tc>
+          <w:tcPr>
+            <w:tcW w:w="6240" w:type="dxa"/>
+            <w:tcBorders>
+              <w:top w:val="single" w:sz="2" w:space="0" w:color="CCCCCC"/>
+              <w:left w:val="single" w:sz="2" w:space="0" w:color="CCCCCC"/>
+              <w:bottom w:val="single" w:sz="2" w:space="0" w:color="CCCCCC"/>
+              <w:right w:val="single" w:sz="2" w:space="0" w:color="CCCCCC"/>
+            </w:tcBorders>
+            <w:shd w:val="clear" w:color="auto" w:fill="FFFFFF"/>
+            <w:tcMar>
+              <w:top w:w="80" w:type="dxa"/>
+              <w:left w:w="120" w:type="dxa"/>
+              <w:bottom w:w="80" w:type="dxa"/>
+              <w:right w:w="120" w:type="dxa"/>
+            </w:tcMar>
+            <w:hideMark/>
+          </w:tcPr>
+          <w:p>
+            <w:pPr>
+              <w:rPr>
+                <w:b/>
+                <w:bCs/>
+              </w:rPr>
+            </w:pPr>
+            <w:r>
+              <w:rPr>
+                <w:b/>
+                <w:bCs/>
+              </w:rPr>
+              <w:t>IntelliJ IDEA · GitHub Actions</w:t>
+            </w:r>
+          </w:p>
+        </w:tc>
+      </w:tr>
+      <w:tr>
+        <w:tc>
+          <w:tcPr>
+            <w:tcW w:w="3120" w:type="dxa"/>
+            <w:tcBorders>
+              <w:top w:val="single" w:sz="2" w:space="0" w:color="CCCCCC"/>
+              <w:left w:val="single" w:sz="2" w:space="0" w:color="CCCCCC"/>
+              <w:bottom w:val="single" w:sz="2" w:space="0" w:color="CCCCCC"/>
+              <w:right w:val="single" w:sz="2" w:space="0" w:color="CCCCCC"/>
+            </w:tcBorders>
+            <w:shd w:val="clear" w:color="auto" w:fill="F2F2F2"/>
+            <w:tcMar>
+              <w:top w:w="80" w:type="dxa"/>
+              <w:left w:w="120" w:type="dxa"/>
+              <w:bottom w:w="80" w:type="dxa"/>
+              <w:right w:w="120" w:type="dxa"/>
+            </w:tcMar>
+            <w:hideMark/>
+          </w:tcPr>
+          <w:p>
+            <w:pPr>
+              <w:rPr>
+                <w:b/>
+                <w:bCs/>
+              </w:rPr>
+            </w:pPr>
+            <w:r>
+              <w:rPr>
+                <w:b/>
+                <w:bCs/>
+              </w:rPr>
               <w:t>Reporting</w:t>
             </w:r>
           </w:p>
         </w:tc>
         <w:tc>
           <w:tcPr>
-            <w:tcW w:w="0" w:type="auto"/>
-            <w:vAlign w:val="center"/>
+            <w:tcW w:w="6240" w:type="dxa"/>
+            <w:tcBorders>
+              <w:top w:val="single" w:sz="2" w:space="0" w:color="CCCCCC"/>
+              <w:left w:val="single" w:sz="2" w:space="0" w:color="CCCCCC"/>
+              <w:bottom w:val="single" w:sz="2" w:space="0" w:color="CCCCCC"/>
+              <w:right w:val="single" w:sz="2" w:space="0" w:color="CCCCCC"/>
+            </w:tcBorders>
+            <w:shd w:val="clear" w:color="auto" w:fill="FFFFFF"/>
+            <w:tcMar>
+              <w:top w:w="80" w:type="dxa"/>
+              <w:left w:w="120" w:type="dxa"/>
+              <w:bottom w:w="80" w:type="dxa"/>
+              <w:right w:w="120" w:type="dxa"/>
+            </w:tcMar>
             <w:hideMark/>
           </w:tcPr>
           <w:p>
+            <w:pPr>
+              <w:rPr>
+                <w:b/>
+                <w:bCs/>
+              </w:rPr>
+            </w:pPr>
             <w:r>
+              <w:rPr>
+                <w:b/>
+                <w:bCs/>
+              </w:rPr>
               <w:t>Screenshots as Evidence</w:t>
             </w:r>
           </w:p>
         </w:tc>
       </w:tr>
       <w:tr>
-        <w:trPr>
-          <w:tblCellSpacing w:w="15" w:type="dxa"/>
-        </w:trPr>
         <w:tc>
           <w:tcPr>
-            <w:tcW w:w="0" w:type="auto"/>
-            <w:vAlign w:val="center"/>
+            <w:tcW w:w="3120" w:type="dxa"/>
+            <w:tcBorders>
+              <w:top w:val="single" w:sz="2" w:space="0" w:color="CCCCCC"/>
+              <w:left w:val="single" w:sz="2" w:space="0" w:color="CCCCCC"/>
+              <w:bottom w:val="single" w:sz="2" w:space="0" w:color="CCCCCC"/>
+              <w:right w:val="single" w:sz="2" w:space="0" w:color="CCCCCC"/>
+            </w:tcBorders>
+            <w:shd w:val="clear" w:color="auto" w:fill="F2F2F2"/>
+            <w:tcMar>
+              <w:top w:w="80" w:type="dxa"/>
+              <w:left w:w="120" w:type="dxa"/>
+              <w:bottom w:w="80" w:type="dxa"/>
+              <w:right w:w="120" w:type="dxa"/>
+            </w:tcMar>
             <w:hideMark/>
           </w:tcPr>
           <w:p>
+            <w:pPr>
+              <w:rPr>
+                <w:b/>
+                <w:bCs/>
+              </w:rPr>
+            </w:pPr>
             <w:r>
-              <w:t>OS / machine</w:t>
+              <w:rPr>
+                <w:b/>
+                <w:bCs/>
+              </w:rPr>
+              <w:t>OS / Machine</w:t>
             </w:r>
           </w:p>
         </w:tc>
         <w:tc>
           <w:tcPr>
-            <w:tcW w:w="0" w:type="auto"/>
-            <w:vAlign w:val="center"/>
+            <w:tcW w:w="6240" w:type="dxa"/>
+            <w:tcBorders>
+              <w:top w:val="single" w:sz="2" w:space="0" w:color="CCCCCC"/>
+              <w:left w:val="single" w:sz="2" w:space="0" w:color="CCCCCC"/>
+              <w:bottom w:val="single" w:sz="2" w:space="0" w:color="CCCCCC"/>
+              <w:right w:val="single" w:sz="2" w:space="0" w:color="CCCCCC"/>
+            </w:tcBorders>
+            <w:shd w:val="clear" w:color="auto" w:fill="FFFFFF"/>
+            <w:tcMar>
+              <w:top w:w="80" w:type="dxa"/>
+              <w:left w:w="120" w:type="dxa"/>
+              <w:bottom w:w="80" w:type="dxa"/>
+              <w:right w:w="120" w:type="dxa"/>
+            </w:tcMar>
             <w:hideMark/>
           </w:tcPr>
           <w:p>
+            <w:pPr>
+              <w:rPr>
+                <w:b/>
+                <w:bCs/>
+              </w:rPr>
+            </w:pPr>
             <w:r>
-              <w:t>Windows 11› · Java 21</w:t>
+              <w:rPr>
+                <w:b/>
+                <w:bCs/>
+              </w:rPr>
+              <w:t>Windows 11 · Java 22</w:t>
+            </w:r>
+          </w:p>
+        </w:tc>
+      </w:tr>
+      <w:tr>
+        <w:tc>
+          <w:tcPr>
+            <w:tcW w:w="3120" w:type="dxa"/>
+            <w:tcBorders>
+              <w:top w:val="single" w:sz="2" w:space="0" w:color="CCCCCC"/>
+              <w:left w:val="single" w:sz="2" w:space="0" w:color="CCCCCC"/>
+              <w:bottom w:val="single" w:sz="2" w:space="0" w:color="CCCCCC"/>
+              <w:right w:val="single" w:sz="2" w:space="0" w:color="CCCCCC"/>
+            </w:tcBorders>
+            <w:shd w:val="clear" w:color="auto" w:fill="F2F2F2"/>
+            <w:tcMar>
+              <w:top w:w="80" w:type="dxa"/>
+              <w:left w:w="120" w:type="dxa"/>
+              <w:bottom w:w="80" w:type="dxa"/>
+              <w:right w:w="120" w:type="dxa"/>
+            </w:tcMar>
+            <w:hideMark/>
+          </w:tcPr>
+          <w:p>
+            <w:pPr>
+              <w:rPr>
+                <w:b/>
+                <w:bCs/>
+              </w:rPr>
+            </w:pPr>
+            <w:r>
+              <w:rPr>
+                <w:b/>
+                <w:bCs/>
+              </w:rPr>
+              <w:t>Pact Broker</w:t>
+            </w:r>
+          </w:p>
+        </w:tc>
+        <w:tc>
+          <w:tcPr>
+            <w:tcW w:w="6240" w:type="dxa"/>
+            <w:tcBorders>
+              <w:top w:val="single" w:sz="2" w:space="0" w:color="CCCCCC"/>
+              <w:left w:val="single" w:sz="2" w:space="0" w:color="CCCCCC"/>
+              <w:bottom w:val="single" w:sz="2" w:space="0" w:color="CCCCCC"/>
+              <w:right w:val="single" w:sz="2" w:space="0" w:color="CCCCCC"/>
+            </w:tcBorders>
+            <w:shd w:val="clear" w:color="auto" w:fill="FFFFFF"/>
+            <w:tcMar>
+              <w:top w:w="80" w:type="dxa"/>
+              <w:left w:w="120" w:type="dxa"/>
+              <w:bottom w:w="80" w:type="dxa"/>
+              <w:right w:w="120" w:type="dxa"/>
+            </w:tcMar>
+            <w:hideMark/>
+          </w:tcPr>
+          <w:p>
+            <w:pPr>
+              <w:rPr>
+                <w:b/>
+                <w:bCs/>
+              </w:rPr>
+            </w:pPr>
+            <w:r>
+              <w:rPr>
+                <w:b/>
+                <w:bCs/>
+              </w:rPr>
+              <w:t>PactFlow (pactflow.io)</w:t>
             </w:r>
           </w:p>
         </w:tc>
@@ -379,7 +906,6 @@
           <w:b/>
           <w:bCs/>
         </w:rPr>
-        <w:lastRenderedPageBreak/>
         <w:t>Prerequisites &amp; how to run</w:t>
       </w:r>
     </w:p>
@@ -469,66 +995,7 @@
         <w:t>mvn test</w:t>
       </w:r>
     </w:p>
-    <w:p>
-      <w:r>
-        <w:br/>
-      </w:r>
-      <w:r>
-        <w:br/>
-      </w:r>
-      <w:r>
-        <w:br/>
-        <w:t>public static RequestSpecification requestwithparam(){</w:t>
-      </w:r>
-      <w:r>
-        <w:br/>
-        <w:t>    return new RequestSpecBuilder()</w:t>
-      </w:r>
-      <w:r>
-        <w:br/>
-        <w:t>            .setBaseUri(</w:t>
-      </w:r>
-      <w:r>
-        <w:rPr>
-          <w:i/>
-          <w:iCs/>
-        </w:rPr>
-        <w:t>BASE_GET_URL</w:t>
-      </w:r>
-      <w:r>
-        <w:t>)</w:t>
-      </w:r>
-      <w:r>
-        <w:br/>
-        <w:t>           .addQueryParam("postId",1)</w:t>
-      </w:r>
-      <w:r>
-        <w:br/>
-        <w:t>            .setContentType(ContentType.</w:t>
-      </w:r>
-      <w:r>
-        <w:rPr>
-          <w:i/>
-          <w:iCs/>
-        </w:rPr>
-        <w:t>JSON</w:t>
-      </w:r>
-      <w:r>
-        <w:t>)</w:t>
-      </w:r>
-      <w:r>
-        <w:br/>
-        <w:t>           .setBasePath("/posts/1/comments?postId={postId}")</w:t>
-      </w:r>
-      <w:r>
-        <w:br/>
-        <w:t>            .build();</w:t>
-      </w:r>
-      <w:r>
-        <w:br/>
-        <w:t>}</w:t>
-      </w:r>
-    </w:p>
+    <w:p/>
     <w:p>
       <w:r>
         <w:t> </w:t>
@@ -540,26 +1007,6 @@
       </w:r>
     </w:p>
     <w:p>
-      <w:r>
-        <w:t> </w:t>
-      </w:r>
-    </w:p>
-    <w:p>
-      <w:r>
-        <w:t> </w:t>
-      </w:r>
-    </w:p>
-    <w:p>
-      <w:r>
-        <w:t> </w:t>
-      </w:r>
-    </w:p>
-    <w:p>
-      <w:r>
-        <w:t> </w:t>
-      </w:r>
-    </w:p>
-    <w:p>
       <w:pPr>
         <w:rPr>
           <w:b/>
@@ -593,7 +1040,21 @@
           <w:b/>
           <w:bCs/>
         </w:rPr>
-        <w:lastRenderedPageBreak/>
+        <w:t>PactWithWireMock</w:t>
+      </w:r>
+    </w:p>
+    <w:p>
+      <w:pPr>
+        <w:rPr>
+          <w:b/>
+          <w:bCs/>
+        </w:rPr>
+      </w:pPr>
+      <w:r>
+        <w:rPr>
+          <w:b/>
+          <w:bCs/>
+        </w:rPr>
         <w:drawing>
           <wp:inline distT="0" distB="0" distL="0" distR="0" wp14:anchorId="0C466976" wp14:editId="31F9CDB7">
             <wp:extent cx="5731510" cy="5186680"/>
@@ -2530,6 +2991,84 @@
 <file path=word/numbering.xml><?xml version="1.0" encoding="utf-8"?>
 <w:numbering xmlns:wpc="http://schemas.microsoft.com/office/word/2010/wordprocessingCanvas" xmlns:cx="http://schemas.microsoft.com/office/drawing/2014/chartex" xmlns:cx1="http://schemas.microsoft.com/office/drawing/2015/9/8/chartex" xmlns:cx2="http://schemas.microsoft.com/office/drawing/2015/10/21/chartex" xmlns:cx3="http://schemas.microsoft.com/office/drawing/2016/5/9/chartex" xmlns:cx4="http://schemas.microsoft.com/office/drawing/2016/5/10/chartex" xmlns:cx5="http://schemas.microsoft.com/office/drawing/2016/5/11/chartex" xmlns:cx6="http://schemas.microsoft.com/office/drawing/2016/5/12/chartex" xmlns:cx7="http://schemas.microsoft.com/office/drawing/2016/5/13/chartex" xmlns:cx8="http://schemas.microsoft.com/office/drawing/2016/5/14/chartex" xmlns:mc="http://schemas.openxmlformats.org/markup-compatibility/2006" xmlns:aink="http://schemas.microsoft.com/office/drawing/2016/ink" xmlns:am3d="http://schemas.microsoft.com/office/drawing/2017/model3d" xmlns:o="urn:schemas-microsoft-com:office:office" xmlns:oel="http://schemas.microsoft.com/office/2019/extlst" xmlns:r="http://schemas.openxmlformats.org/officeDocument/2006/relationships" xmlns:m="http://schemas.openxmlformats.org/officeDocument/2006/math" xmlns:v="urn:schemas-microsoft-com:vml" xmlns:wp14="http://schemas.microsoft.com/office/word/2010/wordprocessingDrawing" xmlns:wp="http://schemas.openxmlformats.org/drawingml/2006/wordprocessingDrawing" xmlns:w10="urn:schemas-microsoft-com:office:word" xmlns:w="http://schemas.openxmlformats.org/wordprocessingml/2006/main" xmlns:w14="http://schemas.microsoft.com/office/word/2010/wordml" xmlns:w15="http://schemas.microsoft.com/office/word/2012/wordml" xmlns:w16cex="http://schemas.microsoft.com/office/word/2018/wordml/cex" xmlns:w16cid="http://schemas.microsoft.com/office/word/2016/wordml/cid" xmlns:w16="http://schemas.microsoft.com/office/word/2018/wordml" xmlns:w16du="http://schemas.microsoft.com/office/word/2023/wordml/word16du" xmlns:w16sdtdh="http://schemas.microsoft.com/office/word/2020/wordml/sdtdatahash" xmlns:w16sdtfl="http://schemas.microsoft.com/office/word/2024/wordml/sdtformatlock" xmlns:w16se="http://schemas.microsoft.com/office/word/2015/wordml/symex" xmlns:wpg="http://schemas.microsoft.com/office/word/2010/wordprocessingGroup" xmlns:wpi="http://schemas.microsoft.com/office/word/2010/wordprocessingInk" xmlns:wne="http://schemas.microsoft.com/office/word/2006/wordml" xmlns:wps="http://schemas.microsoft.com/office/word/2010/wordprocessingShape" mc:Ignorable="w14 w15 w16se w16cid w16 w16cex w16sdtdh w16sdtfl w16du wp14">
   <w:abstractNum w:abstractNumId="0" w15:restartNumberingAfterBreak="0">
+    <w:nsid w:val="0074141E"/>
+    <w:multiLevelType w:val="hybridMultilevel"/>
+    <w:tmpl w:val="E5FA4B38"/>
+    <w:lvl w:ilvl="0" w:tplc="12162716">
+      <w:start w:val="1"/>
+      <w:numFmt w:val="bullet"/>
+      <w:lvlText w:val="•"/>
+      <w:lvlJc w:val="left"/>
+      <w:pPr>
+        <w:ind w:left="720" w:hanging="360"/>
+      </w:pPr>
+    </w:lvl>
+    <w:lvl w:ilvl="1" w:tplc="D67CD550">
+      <w:numFmt w:val="decimal"/>
+      <w:lvlText w:val=""/>
+      <w:lvlJc w:val="left"/>
+      <w:pPr>
+        <w:ind w:left="0" w:firstLine="0"/>
+      </w:pPr>
+    </w:lvl>
+    <w:lvl w:ilvl="2" w:tplc="F9E6B9DA">
+      <w:numFmt w:val="decimal"/>
+      <w:lvlText w:val=""/>
+      <w:lvlJc w:val="left"/>
+      <w:pPr>
+        <w:ind w:left="0" w:firstLine="0"/>
+      </w:pPr>
+    </w:lvl>
+    <w:lvl w:ilvl="3" w:tplc="53B6FCEE">
+      <w:numFmt w:val="decimal"/>
+      <w:lvlText w:val=""/>
+      <w:lvlJc w:val="left"/>
+      <w:pPr>
+        <w:ind w:left="0" w:firstLine="0"/>
+      </w:pPr>
+    </w:lvl>
+    <w:lvl w:ilvl="4" w:tplc="E320C2DE">
+      <w:numFmt w:val="decimal"/>
+      <w:lvlText w:val=""/>
+      <w:lvlJc w:val="left"/>
+      <w:pPr>
+        <w:ind w:left="0" w:firstLine="0"/>
+      </w:pPr>
+    </w:lvl>
+    <w:lvl w:ilvl="5" w:tplc="40BA78D6">
+      <w:numFmt w:val="decimal"/>
+      <w:lvlText w:val=""/>
+      <w:lvlJc w:val="left"/>
+      <w:pPr>
+        <w:ind w:left="0" w:firstLine="0"/>
+      </w:pPr>
+    </w:lvl>
+    <w:lvl w:ilvl="6" w:tplc="41108CFC">
+      <w:numFmt w:val="decimal"/>
+      <w:lvlText w:val=""/>
+      <w:lvlJc w:val="left"/>
+      <w:pPr>
+        <w:ind w:left="0" w:firstLine="0"/>
+      </w:pPr>
+    </w:lvl>
+    <w:lvl w:ilvl="7" w:tplc="1D72093A">
+      <w:numFmt w:val="decimal"/>
+      <w:lvlText w:val=""/>
+      <w:lvlJc w:val="left"/>
+      <w:pPr>
+        <w:ind w:left="0" w:firstLine="0"/>
+      </w:pPr>
+    </w:lvl>
+    <w:lvl w:ilvl="8" w:tplc="6804D8DA">
+      <w:numFmt w:val="decimal"/>
+      <w:lvlText w:val=""/>
+      <w:lvlJc w:val="left"/>
+      <w:pPr>
+        <w:ind w:left="0" w:firstLine="0"/>
+      </w:pPr>
+    </w:lvl>
+  </w:abstractNum>
+  <w:abstractNum w:abstractNumId="1" w15:restartNumberingAfterBreak="0">
     <w:nsid w:val="1EAC6C8E"/>
     <w:multiLevelType w:val="multilevel"/>
     <w:tmpl w:val="C3AC39C2"/>
@@ -2678,7 +3217,7 @@
       </w:rPr>
     </w:lvl>
   </w:abstractNum>
-  <w:abstractNum w:abstractNumId="1" w15:restartNumberingAfterBreak="0">
+  <w:abstractNum w:abstractNumId="2" w15:restartNumberingAfterBreak="0">
     <w:nsid w:val="22AE2E7F"/>
     <w:multiLevelType w:val="multilevel"/>
     <w:tmpl w:val="CEE0EE5E"/>
@@ -2827,7 +3366,7 @@
       </w:rPr>
     </w:lvl>
   </w:abstractNum>
-  <w:abstractNum w:abstractNumId="2" w15:restartNumberingAfterBreak="0">
+  <w:abstractNum w:abstractNumId="3" w15:restartNumberingAfterBreak="0">
     <w:nsid w:val="28BF70F1"/>
     <w:multiLevelType w:val="multilevel"/>
     <w:tmpl w:val="3C26F5B4"/>
@@ -2948,7 +3487,7 @@
       </w:pPr>
     </w:lvl>
   </w:abstractNum>
-  <w:abstractNum w:abstractNumId="3" w15:restartNumberingAfterBreak="0">
+  <w:abstractNum w:abstractNumId="4" w15:restartNumberingAfterBreak="0">
     <w:nsid w:val="2F022AA7"/>
     <w:multiLevelType w:val="multilevel"/>
     <w:tmpl w:val="2968F2E2"/>
@@ -3097,7 +3636,7 @@
       </w:rPr>
     </w:lvl>
   </w:abstractNum>
-  <w:abstractNum w:abstractNumId="4" w15:restartNumberingAfterBreak="0">
+  <w:abstractNum w:abstractNumId="5" w15:restartNumberingAfterBreak="0">
     <w:nsid w:val="2FAF141B"/>
     <w:multiLevelType w:val="multilevel"/>
     <w:tmpl w:val="142AF580"/>
@@ -3214,7 +3753,7 @@
       </w:pPr>
     </w:lvl>
   </w:abstractNum>
-  <w:abstractNum w:abstractNumId="5" w15:restartNumberingAfterBreak="0">
+  <w:abstractNum w:abstractNumId="6" w15:restartNumberingAfterBreak="0">
     <w:nsid w:val="4DC24806"/>
     <w:multiLevelType w:val="multilevel"/>
     <w:tmpl w:val="965AA7C2"/>
@@ -3363,7 +3902,7 @@
       </w:rPr>
     </w:lvl>
   </w:abstractNum>
-  <w:abstractNum w:abstractNumId="6" w15:restartNumberingAfterBreak="0">
+  <w:abstractNum w:abstractNumId="7" w15:restartNumberingAfterBreak="0">
     <w:nsid w:val="612B0107"/>
     <w:multiLevelType w:val="multilevel"/>
     <w:tmpl w:val="0AB084B6"/>
@@ -3476,7 +4015,7 @@
       </w:pPr>
     </w:lvl>
   </w:abstractNum>
-  <w:abstractNum w:abstractNumId="7" w15:restartNumberingAfterBreak="0">
+  <w:abstractNum w:abstractNumId="8" w15:restartNumberingAfterBreak="0">
     <w:nsid w:val="62F64395"/>
     <w:multiLevelType w:val="multilevel"/>
     <w:tmpl w:val="C25A8E50"/>
@@ -3625,7 +4164,7 @@
       </w:rPr>
     </w:lvl>
   </w:abstractNum>
-  <w:abstractNum w:abstractNumId="8" w15:restartNumberingAfterBreak="0">
+  <w:abstractNum w:abstractNumId="9" w15:restartNumberingAfterBreak="0">
     <w:nsid w:val="753B283F"/>
     <w:multiLevelType w:val="hybridMultilevel"/>
     <w:tmpl w:val="5F829B58"/>
@@ -3739,31 +4278,43 @@
     </w:lvl>
   </w:abstractNum>
   <w:num w:numId="1" w16cid:durableId="642540862">
+    <w:abstractNumId w:val="4"/>
+  </w:num>
+  <w:num w:numId="2" w16cid:durableId="563414957">
+    <w:abstractNumId w:val="6"/>
+  </w:num>
+  <w:num w:numId="3" w16cid:durableId="519512461">
+    <w:abstractNumId w:val="2"/>
+  </w:num>
+  <w:num w:numId="4" w16cid:durableId="145316582">
+    <w:abstractNumId w:val="8"/>
+  </w:num>
+  <w:num w:numId="5" w16cid:durableId="1341617390">
+    <w:abstractNumId w:val="7"/>
+  </w:num>
+  <w:num w:numId="6" w16cid:durableId="393236353">
+    <w:abstractNumId w:val="1"/>
+  </w:num>
+  <w:num w:numId="7" w16cid:durableId="1591888917">
+    <w:abstractNumId w:val="5"/>
+  </w:num>
+  <w:num w:numId="8" w16cid:durableId="1522014963">
     <w:abstractNumId w:val="3"/>
   </w:num>
-  <w:num w:numId="2" w16cid:durableId="563414957">
-    <w:abstractNumId w:val="5"/>
+  <w:num w:numId="9" w16cid:durableId="1708679884">
+    <w:abstractNumId w:val="9"/>
   </w:num>
-  <w:num w:numId="3" w16cid:durableId="519512461">
-    <w:abstractNumId w:val="1"/>
-  </w:num>
-  <w:num w:numId="4" w16cid:durableId="145316582">
-    <w:abstractNumId w:val="7"/>
-  </w:num>
-  <w:num w:numId="5" w16cid:durableId="1341617390">
-    <w:abstractNumId w:val="6"/>
-  </w:num>
-  <w:num w:numId="6" w16cid:durableId="393236353">
+  <w:num w:numId="10" w16cid:durableId="1394695694">
     <w:abstractNumId w:val="0"/>
-  </w:num>
-  <w:num w:numId="7" w16cid:durableId="1591888917">
-    <w:abstractNumId w:val="4"/>
-  </w:num>
-  <w:num w:numId="8" w16cid:durableId="1522014963">
-    <w:abstractNumId w:val="2"/>
-  </w:num>
-  <w:num w:numId="9" w16cid:durableId="1708679884">
-    <w:abstractNumId w:val="8"/>
+    <w:lvlOverride w:ilvl="0"/>
+    <w:lvlOverride w:ilvl="1"/>
+    <w:lvlOverride w:ilvl="2"/>
+    <w:lvlOverride w:ilvl="3"/>
+    <w:lvlOverride w:ilvl="4"/>
+    <w:lvlOverride w:ilvl="5"/>
+    <w:lvlOverride w:ilvl="6"/>
+    <w:lvlOverride w:ilvl="7"/>
+    <w:lvlOverride w:ilvl="8"/>
   </w:num>
 </w:numbering>
 </file>
